--- a/binder_source_ordered/213_S2_2.13_Operational_Risk_Severity_Exposure_Prioritization_and_Governance_Treatment_Scaling.docx
+++ b/binder_source_ordered/213_S2_2.13_Operational_Risk_Severity_Exposure_Prioritization_and_Governance_Treatment_Scaling.docx
@@ -780,7 +780,7 @@
                 <w:color w:val="1F2937"/>
                 <w:sz w:val="16"/>
               </w:rPr>
-              <w:t>Escalate through representation, assurance, and governance ownership route.</w:t>
+              <w:t>Escalate through representation, confidence, and governance ownership route.</w:t>
             </w:r>
           </w:p>
         </w:tc>
@@ -1667,7 +1667,7 @@
                 <w:color w:val="1F2937"/>
                 <w:sz w:val="16"/>
               </w:rPr>
-              <w:t>Considers whether dashboards, summaries, attestations, or public statements imply assurance.</w:t>
+              <w:t>Considers whether dashboards, summaries, attestations, or public statements imply confidence.</w:t>
             </w:r>
           </w:p>
         </w:tc>
@@ -2513,7 +2513,7 @@
                 <w:color w:val="1F2937"/>
                 <w:sz w:val="16"/>
               </w:rPr>
-              <w:t>Assurance and representation control</w:t>
+              <w:t>Confidence and representation control</w:t>
             </w:r>
           </w:p>
         </w:tc>
@@ -3032,7 +3032,7 @@
                 <w:color w:val="1F2937"/>
                 <w:sz w:val="16"/>
               </w:rPr>
-              <w:t>Will records from this process later support assertion, audit, assurance, or reconstruction?</w:t>
+              <w:t>Will records from this process later support assertion, audit, confidence, or reconstruction?</w:t>
             </w:r>
           </w:p>
         </w:tc>
@@ -4286,7 +4286,7 @@
           <w:color w:val="1F2937"/>
           <w:sz w:val="20"/>
         </w:rPr>
-        <w:t>Operational materiality is the point at which a condition affects institutional treatment, not merely local process quality. A small issue may become material when it affects evidence used for assurance, an externally viewed status, a decision threshold, or a dependency-critical vendor workflow. Materiality can therefore emerge through reliance, persistence, propagation, or timing rather than through volume alone.</w:t>
+        <w:t>Operational materiality is the point at which a condition affects institutional treatment, not merely local process quality. A small issue may become material when it affects evidence used for confidence, an externally viewed status, a decision threshold, or a dependency-critical vendor workflow. Materiality can therefore emerge through reliance, persistence, propagation, or timing rather than through volume alone.</w:t>
       </w:r>
     </w:p>
     <w:p>
@@ -4300,7 +4300,7 @@
           <w:color w:val="1F2937"/>
           <w:sz w:val="20"/>
         </w:rPr>
-        <w:t>Reliance-sensitive severity requires governance to consider who will treat the affected information as dependable. Internal reliance may be sufficient to change prioritization if executives, risk owners, compliance teams, or operational leaders use the output to allocate attention. External reliance increases consequence because customers, vendors, partners, investors, or public audiences may infer assurance beyond the organization's intended signal.</w:t>
+        <w:t>Reliance-sensitive severity requires governance to consider who will treat the affected information as dependable. Internal reliance may be sufficient to change prioritization if executives, risk owners, compliance teams, or operational leaders use the output to allocate attention. External reliance increases consequence because customers, vendors, partners, investors, or public audiences may infer confidence beyond the organization's intended signal.</w:t>
       </w:r>
     </w:p>
     <w:p>
@@ -4647,7 +4647,7 @@
                 <w:color w:val="1F2937"/>
                 <w:sz w:val="16"/>
               </w:rPr>
-              <w:t>Decision or assurance basis becomes detached from provenance.</w:t>
+              <w:t>Decision or confidence basis becomes detached from provenance.</w:t>
             </w:r>
           </w:p>
         </w:tc>
@@ -5562,7 +5562,7 @@
                 <w:color w:val="1F2937"/>
                 <w:sz w:val="16"/>
               </w:rPr>
-              <w:t>Record supports assertion, audit support, assurance, or control review.</w:t>
+              <w:t>Record supports assertion, audit support, confidence, or control review.</w:t>
             </w:r>
           </w:p>
         </w:tc>
@@ -5840,7 +5840,7 @@
                 <w:color w:val="1F2937"/>
                 <w:sz w:val="16"/>
               </w:rPr>
-              <w:t>Route through assurance boundary and representation governance.</w:t>
+              <w:t>Route through confidence boundary and representation governance.</w:t>
             </w:r>
           </w:p>
         </w:tc>
@@ -6669,7 +6669,7 @@
                 <w:color w:val="1F2937"/>
                 <w:sz w:val="16"/>
               </w:rPr>
-              <w:t>Stale assurance remains public-facing.</w:t>
+              <w:t>Stale confidence remains public-facing.</w:t>
             </w:r>
           </w:p>
         </w:tc>
@@ -7541,7 +7541,7 @@
                 <w:color w:val="1F2937"/>
                 <w:sz w:val="16"/>
               </w:rPr>
-              <w:t>Operational statement becomes broader assurance.</w:t>
+              <w:t>Operational statement becomes broader confidence.</w:t>
             </w:r>
           </w:p>
         </w:tc>
@@ -7922,7 +7922,7 @@
                 <w:color w:val="1F2937"/>
                 <w:sz w:val="16"/>
               </w:rPr>
-              <w:t>Assurance decisions proceed on unstable support.</w:t>
+              <w:t>Confidence decisions proceed on unstable support.</w:t>
             </w:r>
           </w:p>
         </w:tc>
@@ -9199,7 +9199,7 @@
                 <w:color w:val="1F2937"/>
                 <w:sz w:val="16"/>
               </w:rPr>
-              <w:t>Qualify assurance, disclose limitation internally, and resolve authority.</w:t>
+              <w:t>Qualify confidence, disclose limitation internally, and resolve authority.</w:t>
             </w:r>
           </w:p>
         </w:tc>
@@ -12733,7 +12733,7 @@
           <w:color w:val="1F2937"/>
           <w:sz w:val="20"/>
         </w:rPr>
-        <w:t>Governance treatment shall scale proportionately with institutional consequence. Owner-managed correction, structured operational review, governance function review, cross-functional treatment planning, executive consequence escalation, and assurance or representation control shall be applied according to the nature of the exposure, the affected authority, the reliability of available evidence, and the audience relying on the affected output.</w:t>
+        <w:t>Governance treatment shall scale proportionately with institutional consequence. Owner-managed correction, structured operational review, governance function review, cross-functional treatment planning, executive consequence escalation, and confidence or representation control shall be applied according to the nature of the exposure, the affected authority, the reliability of available evidence, and the audience relying on the affected output.</w:t>
       </w:r>
     </w:p>
     <w:p>
